--- a/extras/OwnTV_Complete_Brief_Plan_With_Logo.docx
+++ b/extras/OwnTV_Complete_Brief_Plan_With_Logo.docx
@@ -63,7 +63,7 @@
         <w:rPr>
           <w:rFonts w:ascii="Cambria" w:hAnsi="Cambria" w:eastAsia="Cambria" w:cs="Cambria"/>
         </w:rPr>
-        <w:t xml:space="preserve">Native Android TV IPTV Player  •  As-built, v1.0</w:t>
+        <w:t>Native Android TV IPTV Player  •  As-built, v3.0.0</w:t>
       </w:r>
       <w:r>
         <w:rPr>
@@ -3289,6 +3289,62 @@
       </w:pPr>
       <w:r>
         <w:t>v2.2.4 — The same settle-before-expand debounce was applied to the category rail (Live TV / Movies / Series), fixing the equivalent flicker when focus passes through it during a transition. Both the sidebar (panel 1, shared across all sections incl. the Guide) and the category rail (panel 2) now widen only after focus settles (~120ms) and collapse instantly.</w:t>
+      </w:r>
+    </w:p>
+    <w:p>
+      <w:pPr>
+        <w:pStyle w:val="694"/>
+      </w:pPr>
+      <w:r>
+        <w:t>12.16 v3.0.0: Catch-up TV, smart EPG matching, guide navigation &amp; sort</w:t>
+      </w:r>
+    </w:p>
+    <w:p>
+      <w:pPr>
+        <w:pStyle w:val="723"/>
+      </w:pPr>
+      <w:r>
+        <w:t>v3.0.0 — Catch-up TV (archive): past programmes on catch-up channels (Xtream tv_archive / M3U catchup) are playable via “Watch from start”, and the guide window extends backward so aired programmes are browsable. Catch-up forces software decode so mid-GOP archive segments play instead of showing blank video (and avoids wedging the hardware decoder). Settings → Catch-up time picks the timezone — the device's or a manual UTC offset (UTC−12…+14) — that some panels need.</w:t>
+      </w:r>
+    </w:p>
+    <w:p>
+      <w:pPr>
+        <w:pStyle w:val="723"/>
+      </w:pPr>
+      <w:r>
+        <w:t>v3.0.0 — Smart EPG matching (#13): an Auto-match EPG button matches channels to the guide by normalized name (Jaro–Winkler), auto-applying high-confidence matches and queuing the rest for a review list (Accept all / Skip all). A per-channel long-press offers Auto-match or manual pick. Stored per profile in the existing CustomizationStore (no new table).</w:t>
+      </w:r>
+    </w:p>
+    <w:p>
+      <w:pPr>
+        <w:pStyle w:val="723"/>
+      </w:pPr>
+      <w:r>
+        <w:t>v3.0.0 — Guide UX: two-stage timeline navigation (Right selects the whole programme row; OK enters per-programme browsing where Left/Right move a cursor and Up/Down jump channels at the same time), an Up-next “Later” row in the Live preview (#11), and a Guide sort button — A–Z / Provider / Live TV / Catch-up (#12).</w:t>
+      </w:r>
+    </w:p>
+    <w:p>
+      <w:pPr>
+        <w:pStyle w:val="723"/>
+      </w:pPr>
+      <w:r>
+        <w:t>v3.0.0 — D-pad channel zapping with wrap-around, plus CH+/CH− and media ⏮/⏭ keys, so remotes without channel buttons can zap (#9). The Live preview also shows a real stream-resolution badge (e.g. 1080p/4K), and catch-up availability is surfaced in the Guide, EPG Sources, and Settings.</w:t>
+      </w:r>
+    </w:p>
+    <w:p>
+      <w:pPr>
+        <w:pStyle w:val="723"/>
+      </w:pPr>
+      <w:r>
+        <w:t>v3.0.0 — Reliability: adding/removing a playlist now refreshes Live/Movies/Series reactively (it was read once at startup, so new playlists showed nothing until restart); very large Xtream libraries whose bulk list truncates now import fully via a per-category fallback (#15); pressing Left into the category rail returns focus to the current category.</w:t>
+      </w:r>
+    </w:p>
+    <w:p>
+      <w:pPr>
+        <w:pStyle w:val="723"/>
+      </w:pPr>
+      <w:r>
+        <w:t>v3.0.0 — Database schema v2 → v3: an additive migration adds catch-up columns to the channels table, preserving all user data (profiles, favorites, history).</w:t>
       </w:r>
     </w:p>
     <w:sectPr>

--- a/extras/OwnTV_Complete_Brief_Plan_With_Logo.docx
+++ b/extras/OwnTV_Complete_Brief_Plan_With_Logo.docx
@@ -63,7 +63,7 @@
         <w:rPr>
           <w:rFonts w:ascii="Cambria" w:hAnsi="Cambria" w:eastAsia="Cambria" w:cs="Cambria"/>
         </w:rPr>
-        <w:t>Native Android TV IPTV Player  •  As-built, v3.1.2</w:t>
+        <w:t>Native Android TV IPTV Player  •  As-built, v3.2.0</w:t>
       </w:r>
       <w:r>
         <w:rPr>
@@ -3567,6 +3567,102 @@
       </w:pPr>
       <w:r>
         <w:t>v3.1.2 — Surround sound now OFF by default (opt-in): v3.1.1's multichannel-LPCM surround (on by default) broke some TVs that claim 5.1 over HDMI but mis-play it — series with multichannel (Dolby/DTS) audio ran at 2x speed with no sound (movies/live fine, #25). Default is now stereo (stable on TV speakers / soundbars); turn it on for a real 5.1/7.1 receiver. When on, output is pinned to a widely-compatible audio-format=s16 / audio-samplerate=48000, and a runaway detector (estimated-vf-fps &gt; 1.5x container-fps, checked 5-15s in, skipped during seeks) auto-falls-back that session to stereo so playback never breaks.</w:t>
+      </w:r>
+    </w:p>
+    <w:p>
+      <w:pPr>
+        <w:pStyle w:val="694"/>
+      </w:pPr>
+      <w:r>
+        <w:t>12.20 v3.2.0: live rewind/timeshift, Live-TV audio+subtitle tracks, self-diagnosing error screen &amp; UX</w:t>
+      </w:r>
+    </w:p>
+    <w:p>
+      <w:pPr>
+        <w:pStyle w:val="723"/>
+      </w:pPr>
+      <w:r>
+        <w:t>v3.2.0 - Audio &amp; subtitle selection on Live TV: the ExoPlayer live engine exposed no tracks, so multi-language live channels (and a dual-audio file added via an M3U playlist, which imports as a live channel) showed 'No tracks available'. Live now enumerates audio AND subtitle tracks via Media3 Tracks; the HUD Audio/Subtitle menus list them (language-labelled) and switch them live (TrackSelectionOverride), and a chosen subtitle renders through a SubtitleView overlay mounted only while subs are on (so 4K live keeps its direct hardware-overlay scan-out). Mirrors the existing ExoSubtitleEngine (VOD image-sub) track code.</w:t>
+      </w:r>
+    </w:p>
+    <w:p>
+      <w:pPr>
+        <w:pStyle w:val="723"/>
+      </w:pPr>
+      <w:r>
+        <w:t>v3.2.0 - Undecodable-audio fallback to mpv: an AC3/E-AC3/DTS movie file added via an M3U playlist (imported as a live channel) played video with NO sound on devices lacking those audio decoders, because the live ExoPlayer engine uses the device's decoders. LivePreviewEngine now flags 'audio present but ExoPlayer can decode none of it' (Tracks.Group.isTrackSupported), and the VM routes that stream to mpv (FFmpeg software decode) instead of playing silently. On hardware that CAN decode the codec (isTrackSupported=true), playback stays on the fast ExoPlayer engine.</w:t>
+      </w:r>
+    </w:p>
+    <w:p>
+      <w:pPr>
+        <w:pStyle w:val="723"/>
+      </w:pPr>
+      <w:r>
+        <w:t>v3.2.0 - Live audio kept playing after exit/logout: a live channel runs on the ExoPlayer engine, but MainActivity.onStop only stopped the mpv player (player.onAppBackgrounded) - the ExoPlayer live engine was never stopped, so its audio kept playing in the background after the UI closed. onStop now also calls previewEngine.stop() (guarded by !isChangingConfigurations).</w:t>
+      </w:r>
+    </w:p>
+    <w:p>
+      <w:pPr>
+        <w:pStyle w:val="723"/>
+      </w:pPr>
+      <w:r>
+        <w:t>v3.2.0 - Correct error text for an unplayable movie: the 'no video decoded' failsafe (OwnTVPlayer) is shared by catch-up AND resumed VOD; it hardcoded the catch-up 'recording/archive' wording, so a movie that failed to show video got the wrong message. Now gated on preferSoftware (the catch-up flag): catch-up keeps the archive copy, movies/episodes get a generic 'unavailable or unsupported format' line.</w:t>
+      </w:r>
+    </w:p>
+    <w:p>
+      <w:pPr>
+        <w:pStyle w:val="723"/>
+      </w:pPr>
+      <w:r>
+        <w:t>v3.2.0 - On-screen technical error line: the player error UI (live TV, movies, series) now shows a small 'err: ...' line under the friendly message with the raw engine reason, so users who can't run adb/logcat can report the real cause. mpv: a MPVLib LogObserver keeps the last error/fatal line (plus failure-keyword warn lines - HTTP codes, 'failed', 'unsupported' - filtered from benign per-frame warnings), reset per load, snapshotted into errorDetail when _error surfaces (msg-level=warn is set in release too, so end users get it). ExoPlayer live: PlaybackException.errorCodeName + cause. Plumbed via a new PlaybackEngine.errorDetail StateFlow; PlayerHud renders it in small dim labelSmall text. ENHANCED: also captures BELOW-engine system errors via a PlayerDiagnostics that tails the app's OWN logcat (no permission needed) for MediaCodec / AudioTrack errors the engines can't expose (e.g. 'Codec reported err 0x80001000'), humanizes the common cryptic codes while keeping the raw code, scopes them to the current load, and is preferred over the engine reason. Covers video AND audio failures. Best-effort (silently no-ops if logcat can't be read). Reviewed by 2 devs: ExoPlayer now reads codec/audio errors PROGRAMMATICALLY via AnalyticsListener (onVideoCodecError/onAudioCodecError/onAudioSinkError -&gt; MediaCodec.CodecException.diagnosticInfo), reliable across OEMs and immune to the Android-14+ own-logcat lockdown; a shared PlayerErrors.humanize maps HTTP 509/403/401/404, SSL-cert, OOM and unsupported-format across all sources. (mpv MediaCodec errors still need the logcat tail - libmpv handles AMediaCodec in C and never surfaces the Java exception.) The error screen is now STRUCTURED (3 lines): plain reason -&gt; media spec (codec • resolution • decoder, e.g. 'HEVC 3840x1920 • hardware decoder') -&gt; raw 'err:' line. Spec from mpv video-codec/width/height/hwdec-current, and ExoPlayer videoFormat + onVideoDecoderInitialized (real vendor decoder name). Modeled as ErrorInfo(reason, spec, raw) on PlaybackEngine.</w:t>
+      </w:r>
+    </w:p>
+    <w:p>
+      <w:pPr>
+        <w:pStyle w:val="723"/>
+      </w:pPr>
+      <w:r>
+        <w:t>v3.2.0 - Switch Profile button: the sidebar profile card now has a Switch Profile button (Sidebar/ProfileCard -&gt; onSwitchProfile) that stops playback and routes back to the 'Who's watching?' gate (MainActivity sets gatePassed=false), so changing profile no longer needs an app restart.</w:t>
+      </w:r>
+    </w:p>
+    <w:p>
+      <w:pPr>
+        <w:pStyle w:val="723"/>
+      </w:pPr>
+      <w:r>
+        <w:t>v3.2.0 - Wider category rail on focus: Dimens.RailWidthExpanded 232-&gt;325 dp so long category names are fully visible in the expanded (overlay) state; collapsed 92dp rail unchanged.</w:t>
+      </w:r>
+    </w:p>
+    <w:p>
+      <w:pPr>
+        <w:pStyle w:val="723"/>
+      </w:pPr>
+      <w:r>
+        <w:t>v3.2.0 - Live rewind / timeshift: on a catch-up-capable live channel, rewind the live stream into the provider's rolling archive (Xtream timeshift / M3U catchup) and jump back to the live edge - without going to the Guide. LiveViewModel.scrubLive/rewindLive/forwardLive/goToLive + debounced timeshift URL load (mpv, preferSoftware); reuses XtreamClient.timeshiftUrl. HUD: a scrubbable LiveTimelineBar (last 2h up to live, 60s/press) PLUS in/dec 30s buttons + a Go-to-Live button + a 'behind live' counter that ticks down via player.position. Rewind depth = the channel's catchupDays (up to 7 days).</w:t>
+      </w:r>
+    </w:p>
+    <w:p>
+      <w:pPr>
+        <w:pStyle w:val="723"/>
+      </w:pPr>
+      <w:r>
+        <w:t>v3.2.0 - Catch-up timezone now defaults to DEVICE (was MANUAL/UTC): matches most providers' server-local archives out of the box. The UTC default was the actual cause of live-rewind/catch-up jumping to an earlier time. Still overridable in Settings -&gt; Catch-up time.</w:t>
+      </w:r>
+    </w:p>
+    <w:p>
+      <w:pPr>
+        <w:pStyle w:val="723"/>
+      </w:pPr>
+      <w:r>
+        <w:t>v3.2.0 - Guide catch-up extended to ~7 days: EpgRepository.WINDOW_BACK_MS 50h-&gt;7d and EpgViewModel.CATCHUP_LOOKBACK_CAP_MS 48h-&gt;7d, so the guide can browse/replay further back when the xmltv.php feed actually supplies the past data (bounded by feed content; many feeds give only 1-2 days).</w:t>
+      </w:r>
+    </w:p>
+    <w:p>
+      <w:pPr>
+        <w:pStyle w:val="723"/>
+      </w:pPr>
+      <w:r>
+        <w:t>v3.2.0 - Audio-track icon redrawn as a music note (OwnTVIcon.AUDIO) so it's no longer confused with the speaker/volume button.</w:t>
       </w:r>
     </w:p>
     <w:sectPr>

--- a/extras/OwnTV_Complete_Brief_Plan_With_Logo.docx
+++ b/extras/OwnTV_Complete_Brief_Plan_With_Logo.docx
@@ -3702,7 +3702,7 @@
         <w:pStyle w:val="694"/>
       </w:pPr>
       <w:r>
-        <w:t>12.21 v4.0.0: EPG speed &amp; resilience, TV-first navigation, list view, import robustness</w:t>
+        <w:t>12.21 v4.0.0: Home screen &amp; Continue Watching, EPG speed &amp; resilience, TV-first navigation, list view, import robustness</w:t>
       </w:r>
     </w:p>
     <w:p>
@@ -3807,6 +3807,22 @@
       </w:pPr>
       <w:r>
         <w:t>v4.0.0 — UI upgrade (3 phases): Phase 1 stream-info overlay + volume boost; Phase 2 the FIXED grid — fixed icon nav + full-label category column + fixed Live panes, no expand/collapse so the layout never jumps on the D-pad (faster on low-end boxes), profile-avatar click switches profile; Phase 3 per-profile Startup (Home / Last channel / Live·Favorites) and detailed channel search results (category, channel number). Animations setting simplified to On/Off.</w:t>
+      </w:r>
+    </w:p>
+    <w:p>
+      <w:pPr>
+        <w:pStyle w:val="723"/>
+      </w:pPr>
+      <w:r>
+        <w:t>v4.0.0 — Home screen with Continue Watching: a new Home tab opens to a hero carousel of your partially-watched movies, episodes and recent live channels (newest first) - the selected card is shown large with its poster and plays a muted preview when focused, OK resumes where you left off, and a Favourite Channels rail sits below. On stock Android TV it also feeds the system Continue Watching (Watch Next) row so you can resume from the launcher (Settings -&gt; Android TV home -&gt; Refresh now, with a Rebuilding.../Done status); sideloaded Fire TV / Google TV use the in-app Home as the universal landing screen.</w:t>
+      </w:r>
+    </w:p>
+    <w:p>
+      <w:pPr>
+        <w:pStyle w:val="723"/>
+      </w:pPr>
+      <w:r>
+        <w:t>v4.0.0 — UI refresh: a redesigned monochrome duotone Material 3 navigation icon set (Home, Live TV, Movies, Series, Search, Downloads, Guide, Settings) that tints with the theme; taller phone-style posters in the Movies/Series grids with a portrait poster in the detail pane (Series now shows its poster); a wider Live channel list with cleaner single-line search bars; and stacked detail-pane action buttons so longer labels never clip. Plus leaner TV Guide internals (one batched programme query + single-Canvas row rendering, off-main-thread list build) for a lighter memory/efficiency footprint.</w:t>
       </w:r>
     </w:p>
     <w:sectPr>
